--- a/原题/第七周原题/分支与循环.docx
+++ b/原题/第七周原题/分支与循环.docx
@@ -1915,37 +1915,37 @@
         <w:rPr>
           <w:rFonts w:ascii="Times New Roman" w:hAnsi="Times New Roman" w:cs="Times New Roman"/>
         </w:rPr>
-        <w:t>用循环计算</w:t>
-      </w:r>
-      <w:r>
-        <w:rPr>
-          <w:rFonts w:ascii="Times New Roman" w:hAnsi="Times New Roman" w:cs="Times New Roman"/>
-        </w:rPr>
-        <w:t>计算向量</w:t>
-      </w:r>
-      <w:r>
-        <w:rPr>
-          <w:rFonts w:ascii="Times New Roman" w:hAnsi="Times New Roman" w:cs="Times New Roman"/>
-        </w:rPr>
-        <w:t>x</w:t>
-      </w:r>
-      <w:r>
-        <w:rPr>
-          <w:rFonts w:ascii="Times New Roman" w:hAnsi="Times New Roman" w:cs="Times New Roman"/>
-        </w:rPr>
-        <w:t>和向量</w:t>
-      </w:r>
-      <w:r>
-        <w:rPr>
-          <w:rFonts w:ascii="Times New Roman" w:hAnsi="Times New Roman" w:cs="Times New Roman"/>
-        </w:rPr>
-        <w:t>y</w:t>
-      </w:r>
-      <w:r>
-        <w:rPr>
-          <w:rFonts w:ascii="Times New Roman" w:hAnsi="Times New Roman" w:cs="Times New Roman"/>
-        </w:rPr>
-        <w:t>的相关系数</w:t>
+        <w:t>用循环计算向量x和向量y的相关系数</w:t>
+      </w:r>
+      <w:r>
+        <w:rPr>
+          <w:rFonts w:ascii="Times New Roman" w:hAnsi="Times New Roman" w:cs="Times New Roman"/>
+        </w:rPr>
+        <w:t/>
+      </w:r>
+      <w:r>
+        <w:rPr>
+          <w:rFonts w:ascii="Times New Roman" w:hAnsi="Times New Roman" w:cs="Times New Roman"/>
+        </w:rPr>
+        <w:t/>
+      </w:r>
+      <w:r>
+        <w:rPr>
+          <w:rFonts w:ascii="Times New Roman" w:hAnsi="Times New Roman" w:cs="Times New Roman"/>
+        </w:rPr>
+        <w:t/>
+      </w:r>
+      <w:r>
+        <w:rPr>
+          <w:rFonts w:ascii="Times New Roman" w:hAnsi="Times New Roman" w:cs="Times New Roman"/>
+        </w:rPr>
+        <w:t/>
+      </w:r>
+      <w:r>
+        <w:rPr>
+          <w:rFonts w:ascii="Times New Roman" w:hAnsi="Times New Roman" w:cs="Times New Roman"/>
+        </w:rPr>
+        <w:t/>
       </w:r>
       <w:r>
         <w:rPr>
